--- a/aspi/aspi/1 курс_медики.docx
+++ b/aspi/aspi/1 курс_медики.docx
@@ -384,6 +384,14 @@
           <w:szCs w:val="22"/>
         </w:rPr>
         <w:t>4. Акушерство и гинекология</w:t>
+      </w:r>
+      <w:r>
+        <w:rPr>
+          <w:rFonts w:ascii="Open Sans" w:hAnsi="Open Sans" w:cs="Open Sans"/>
+          <w:sz w:val="22"/>
+          <w:szCs w:val="22"/>
+        </w:rPr>
+        <w:t>/гр.3.1.4-25</w:t>
       </w:r>
     </w:p>
     <w:p>
@@ -1841,6 +1849,14 @@
         </w:rPr>
         <w:t>лучевая терапия</w:t>
       </w:r>
+      <w:r>
+        <w:rPr>
+          <w:rFonts w:ascii="Open Sans" w:hAnsi="Open Sans" w:cs="Open Sans"/>
+          <w:sz w:val="22"/>
+          <w:szCs w:val="22"/>
+        </w:rPr>
+        <w:t>/гр.3.1.6-25</w:t>
+      </w:r>
     </w:p>
     <w:p>
       <w:pPr>
@@ -1858,7 +1874,6 @@
           <w:rFonts w:ascii="Open Sans" w:hAnsi="Open Sans" w:cs="Open Sans"/>
           <w:sz w:val="22"/>
           <w:szCs w:val="22"/>
-          <w:lang w:val="en-US"/>
         </w:rPr>
       </w:pPr>
       <w:r>
@@ -3209,6 +3224,14 @@
         </w:rPr>
         <w:t>9. Хирургия</w:t>
       </w:r>
+      <w:r>
+        <w:rPr>
+          <w:rFonts w:ascii="Open Sans" w:hAnsi="Open Sans" w:cs="Open Sans"/>
+          <w:sz w:val="22"/>
+          <w:szCs w:val="22"/>
+        </w:rPr>
+        <w:t>/гр.3.1.9-25</w:t>
+      </w:r>
     </w:p>
     <w:p>
       <w:pPr>
@@ -4570,6 +4593,14 @@
         </w:rPr>
         <w:t>18. Внутренние болезни</w:t>
       </w:r>
+      <w:r>
+        <w:rPr>
+          <w:rFonts w:ascii="Open Sans" w:hAnsi="Open Sans" w:cs="Open Sans"/>
+          <w:sz w:val="22"/>
+          <w:szCs w:val="22"/>
+        </w:rPr>
+        <w:t>/гр.3.1.18-25</w:t>
+      </w:r>
     </w:p>
     <w:p>
       <w:pPr>
@@ -4587,7 +4618,6 @@
           <w:rFonts w:ascii="Open Sans" w:hAnsi="Open Sans" w:cs="Open Sans"/>
           <w:sz w:val="22"/>
           <w:szCs w:val="22"/>
-          <w:lang w:val="en-US"/>
         </w:rPr>
       </w:pPr>
       <w:r>
@@ -5928,6 +5958,14 @@
         </w:rPr>
         <w:t>20. Кардиология</w:t>
       </w:r>
+      <w:r>
+        <w:rPr>
+          <w:rFonts w:ascii="Open Sans" w:hAnsi="Open Sans" w:cs="Open Sans"/>
+          <w:sz w:val="22"/>
+          <w:szCs w:val="22"/>
+        </w:rPr>
+        <w:t>/гр.3.1.20-25</w:t>
+      </w:r>
     </w:p>
     <w:p>
       <w:pPr>
@@ -7268,18 +7306,16 @@
           <w:sz w:val="22"/>
           <w:szCs w:val="22"/>
         </w:rPr>
-        <w:t xml:space="preserve">23. </w:t>
-      </w:r>
-      <w:proofErr w:type="spellStart"/>
-      <w:r>
-        <w:rPr>
-          <w:rFonts w:ascii="Open Sans" w:hAnsi="Open Sans" w:cs="Open Sans"/>
-          <w:sz w:val="22"/>
-          <w:szCs w:val="22"/>
-        </w:rPr>
-        <w:t>Дерматовенерология</w:t>
-      </w:r>
-      <w:proofErr w:type="spellEnd"/>
+        <w:t>23. Дерматовенерология</w:t>
+      </w:r>
+      <w:r>
+        <w:rPr>
+          <w:rFonts w:ascii="Open Sans" w:hAnsi="Open Sans" w:cs="Open Sans"/>
+          <w:sz w:val="22"/>
+          <w:szCs w:val="22"/>
+        </w:rPr>
+        <w:t>/гр.3.1.23-25</w:t>
+      </w:r>
     </w:p>
     <w:p>
       <w:pPr>
@@ -8632,6 +8668,14 @@
         </w:rPr>
         <w:t>.2. Патологическая анатомия</w:t>
       </w:r>
+      <w:r>
+        <w:rPr>
+          <w:rFonts w:ascii="Open Sans" w:hAnsi="Open Sans" w:cs="Open Sans"/>
+          <w:sz w:val="22"/>
+          <w:szCs w:val="22"/>
+        </w:rPr>
+        <w:t>/гр.3.3.2-25</w:t>
+      </w:r>
     </w:p>
     <w:p>
       <w:pPr>
@@ -8649,7 +8693,6 @@
           <w:rFonts w:ascii="Open Sans" w:hAnsi="Open Sans" w:cs="Open Sans"/>
           <w:sz w:val="22"/>
           <w:szCs w:val="22"/>
-          <w:lang w:val="en-US"/>
         </w:rPr>
       </w:pPr>
       <w:r>
@@ -9916,6 +9959,24 @@
         </w:rPr>
         <w:t>1.5.3. Молекулярная биология</w:t>
       </w:r>
+      <w:r>
+        <w:rPr>
+          <w:rFonts w:ascii="Open Sans" w:hAnsi="Open Sans" w:cs="Open Sans"/>
+          <w:sz w:val="22"/>
+          <w:szCs w:val="22"/>
+        </w:rPr>
+        <w:t>/гр.</w:t>
+      </w:r>
+      <w:bookmarkStart w:id="0" w:name="_GoBack"/>
+      <w:bookmarkEnd w:id="0"/>
+      <w:r>
+        <w:rPr>
+          <w:rFonts w:ascii="Open Sans" w:hAnsi="Open Sans" w:cs="Open Sans"/>
+          <w:sz w:val="22"/>
+          <w:szCs w:val="22"/>
+        </w:rPr>
+        <w:t>1.5.3-25</w:t>
+      </w:r>
     </w:p>
     <w:p>
       <w:pPr>
@@ -9951,7 +10012,6 @@
           <w:rFonts w:ascii="Open Sans" w:hAnsi="Open Sans" w:cs="Open Sans"/>
           <w:sz w:val="22"/>
           <w:szCs w:val="22"/>
-          <w:lang w:val="en-US"/>
         </w:rPr>
       </w:pPr>
     </w:p>
@@ -11209,6 +11269,14 @@
         </w:rPr>
         <w:t>1.5.5. Физиология человека и животных</w:t>
       </w:r>
+      <w:r>
+        <w:rPr>
+          <w:rFonts w:ascii="Open Sans" w:hAnsi="Open Sans" w:cs="Open Sans"/>
+          <w:sz w:val="22"/>
+          <w:szCs w:val="22"/>
+        </w:rPr>
+        <w:t>/гр.1.5.5-25</w:t>
+      </w:r>
     </w:p>
     <w:p>
       <w:pPr>
@@ -12509,6 +12577,14 @@
         </w:rPr>
         <w:t>1.5.7. Генетика</w:t>
       </w:r>
+      <w:r>
+        <w:rPr>
+          <w:rFonts w:ascii="Open Sans" w:hAnsi="Open Sans" w:cs="Open Sans"/>
+          <w:sz w:val="22"/>
+          <w:szCs w:val="22"/>
+        </w:rPr>
+        <w:t>/гр. 1.5.7-25</w:t>
+      </w:r>
     </w:p>
     <w:p>
       <w:pPr>
@@ -12526,7 +12602,6 @@
           <w:rFonts w:ascii="Open Sans" w:hAnsi="Open Sans" w:cs="Open Sans"/>
           <w:sz w:val="22"/>
           <w:szCs w:val="22"/>
-          <w:lang w:val="en-US"/>
         </w:rPr>
       </w:pPr>
       <w:r>
@@ -13292,8 +13367,6 @@
         </w:rPr>
         <w:tab/>
       </w:r>
-      <w:bookmarkStart w:id="0" w:name="_GoBack"/>
-      <w:bookmarkEnd w:id="0"/>
       <w:r>
         <w:rPr>
           <w:rFonts w:ascii="Open Sans" w:hAnsi="Open Sans" w:cs="Open Sans"/>
@@ -14236,7 +14309,7 @@
 </file>
 
 <file path=customXml/itemProps1.xml><?xml version="1.0" encoding="utf-8"?>
-<ds:datastoreItem xmlns:ds="http://schemas.openxmlformats.org/officeDocument/2006/customXml" ds:itemID="{73714146-0B72-4881-9E0C-EA9D0C7CA059}">
+<ds:datastoreItem xmlns:ds="http://schemas.openxmlformats.org/officeDocument/2006/customXml" ds:itemID="{CBE8F9D9-F8A4-4105-AFE7-5618991758D7}">
   <ds:schemaRefs>
     <ds:schemaRef ds:uri="http://schemas.openxmlformats.org/officeDocument/2006/bibliography"/>
   </ds:schemaRefs>
